--- a/docs/architecture/adr/ADR-007-authentication-identity.docx
+++ b/docs/architecture/adr/ADR-007-authentication-identity.docx
@@ -60,6 +60,213 @@
         </w:p>
       </w:sdtContent>
     </w:sdt>
+    <w:tbl>
+      <w:tblPr>
+        <w:tblStyle w:val="Table"/>
+        <w:tblW w:type="pct" w:w="5000"/>
+        <w:tblLook w:firstRow="1" w:lastRow="0" w:firstColumn="0" w:lastColumn="0" w:noHBand="0" w:noVBand="0" w:val="0020"/>
+        <w:jc w:val="start"/>
+      </w:tblPr>
+      <w:tblGrid>
+        <w:gridCol w:w="1584"/>
+        <w:gridCol w:w="1584"/>
+        <w:gridCol w:w="1584"/>
+        <w:gridCol w:w="1584"/>
+        <w:gridCol w:w="1584"/>
+      </w:tblGrid>
+      <w:tr>
+        <w:trPr>
+          <w:tblHeader w:val="true"/>
+          <w:tblHeader w:val="true"/>
+        </w:trPr>
+        <w:tc>
+          <w:tcPr>
+            <w:shd w:val="clear" w:color="auto" w:fill="213368"/>
+          </w:tcPr>
+          <w:p>
+            <w:pPr>
+              <w:pStyle w:val="Compact"/>
+              <w:spacing w:before="20" w:after="20"/>
+              <w:jc w:val="left"/>
+            </w:pPr>
+            <w:r>
+              <w:rPr>
+                <w:b/>
+                <w:color w:val="FFFFFF"/>
+                <w:sz w:val="17"/>
+              </w:rPr>
+              <w:t xml:space="preserve">Document</w:t>
+            </w:r>
+          </w:p>
+        </w:tc>
+        <w:tc>
+          <w:tcPr>
+            <w:shd w:val="clear" w:color="auto" w:fill="213368"/>
+          </w:tcPr>
+          <w:p>
+            <w:pPr>
+              <w:pStyle w:val="Compact"/>
+              <w:spacing w:before="20" w:after="20"/>
+              <w:jc w:val="left"/>
+            </w:pPr>
+            <w:r>
+              <w:rPr>
+                <w:b/>
+                <w:color w:val="FFFFFF"/>
+                <w:sz w:val="17"/>
+              </w:rPr>
+              <w:t xml:space="preserve">Version</w:t>
+            </w:r>
+          </w:p>
+        </w:tc>
+        <w:tc>
+          <w:tcPr>
+            <w:shd w:val="clear" w:color="auto" w:fill="213368"/>
+          </w:tcPr>
+          <w:p>
+            <w:pPr>
+              <w:pStyle w:val="Compact"/>
+              <w:spacing w:before="20" w:after="20"/>
+              <w:jc w:val="left"/>
+            </w:pPr>
+            <w:r>
+              <w:rPr>
+                <w:b/>
+                <w:color w:val="FFFFFF"/>
+                <w:sz w:val="17"/>
+              </w:rPr>
+              <w:t xml:space="preserve">Date</w:t>
+            </w:r>
+          </w:p>
+        </w:tc>
+        <w:tc>
+          <w:tcPr>
+            <w:shd w:val="clear" w:color="auto" w:fill="213368"/>
+          </w:tcPr>
+          <w:p>
+            <w:pPr>
+              <w:pStyle w:val="Compact"/>
+              <w:spacing w:before="20" w:after="20"/>
+              <w:jc w:val="left"/>
+            </w:pPr>
+            <w:r>
+              <w:rPr>
+                <w:b/>
+                <w:color w:val="FFFFFF"/>
+                <w:sz w:val="17"/>
+              </w:rPr>
+              <w:t xml:space="preserve">Owner</w:t>
+            </w:r>
+          </w:p>
+        </w:tc>
+        <w:tc>
+          <w:tcPr>
+            <w:shd w:val="clear" w:color="auto" w:fill="213368"/>
+          </w:tcPr>
+          <w:p>
+            <w:pPr>
+              <w:pStyle w:val="Compact"/>
+              <w:spacing w:before="20" w:after="20"/>
+              <w:jc w:val="left"/>
+            </w:pPr>
+            <w:r>
+              <w:rPr>
+                <w:b/>
+                <w:color w:val="FFFFFF"/>
+                <w:sz w:val="17"/>
+              </w:rPr>
+              <w:t xml:space="preserve">Status</w:t>
+            </w:r>
+          </w:p>
+        </w:tc>
+      </w:tr>
+      <w:tr>
+        <w:tc>
+          <w:tcPr>
+            <w:noWrap/>
+          </w:tcPr>
+          <w:p>
+            <w:pPr>
+              <w:pStyle w:val="Compact"/>
+              <w:spacing w:before="20" w:after="20"/>
+              <w:jc w:val="left"/>
+            </w:pPr>
+            <w:r>
+              <w:rPr>
+                <w:sz w:val="17"/>
+              </w:rPr>
+              <w:t xml:space="preserve">ADR-007</w:t>
+            </w:r>
+          </w:p>
+        </w:tc>
+        <w:tc>
+          <w:tcPr>
+            <w:noWrap/>
+          </w:tcPr>
+          <w:p>
+            <w:pPr>
+              <w:pStyle w:val="Compact"/>
+              <w:spacing w:before="20" w:after="20"/>
+              <w:jc w:val="left"/>
+            </w:pPr>
+            <w:r>
+              <w:rPr>
+                <w:sz w:val="17"/>
+              </w:rPr>
+              <w:t xml:space="preserve">1.0</w:t>
+            </w:r>
+          </w:p>
+        </w:tc>
+        <w:tc>
+          <w:tcPr/>
+          <w:p>
+            <w:pPr>
+              <w:pStyle w:val="Compact"/>
+              <w:spacing w:before="20" w:after="20"/>
+              <w:jc w:val="left"/>
+            </w:pPr>
+            <w:r>
+              <w:rPr>
+                <w:sz w:val="17"/>
+              </w:rPr>
+              <w:t xml:space="preserve">07 October 2026</w:t>
+            </w:r>
+          </w:p>
+        </w:tc>
+        <w:tc>
+          <w:tcPr/>
+          <w:p>
+            <w:pPr>
+              <w:pStyle w:val="Compact"/>
+              <w:spacing w:before="20" w:after="20"/>
+              <w:jc w:val="left"/>
+            </w:pPr>
+            <w:r>
+              <w:rPr>
+                <w:sz w:val="17"/>
+              </w:rPr>
+              <w:t xml:space="preserve">iorta TechNXT Architecture</w:t>
+            </w:r>
+          </w:p>
+        </w:tc>
+        <w:tc>
+          <w:tcPr/>
+          <w:p>
+            <w:pPr>
+              <w:pStyle w:val="Compact"/>
+              <w:spacing w:before="20" w:after="20"/>
+              <w:jc w:val="left"/>
+            </w:pPr>
+            <w:r>
+              <w:rPr>
+                <w:sz w:val="17"/>
+              </w:rPr>
+              <w:t xml:space="preserve">Accepted (interim for pilot and UAT; target state defined)</w:t>
+            </w:r>
+          </w:p>
+        </w:tc>
+      </w:tr>
+    </w:tbl>
     <w:p>
       <w:pPr>
         <w:numPr>
@@ -73,50 +280,6 @@
           <w:bCs/>
           <w:b/>
         </w:rPr>
-        <w:t xml:space="preserve">Status:</w:t>
-      </w:r>
-      <w:r>
-        <w:t xml:space="preserve"> </w:t>
-      </w:r>
-      <w:r>
-        <w:t xml:space="preserve">Accepted (interim for pilot and UAT; target state defined)</w:t>
-      </w:r>
-    </w:p>
-    <w:p>
-      <w:pPr>
-        <w:numPr>
-          <w:ilvl w:val="0"/>
-          <w:numId w:val="1001"/>
-        </w:numPr>
-        <w:pStyle w:val="Compact"/>
-      </w:pPr>
-      <w:r>
-        <w:rPr>
-          <w:bCs/>
-          <w:b/>
-        </w:rPr>
-        <w:t xml:space="preserve">Date:</w:t>
-      </w:r>
-      <w:r>
-        <w:t xml:space="preserve"> </w:t>
-      </w:r>
-      <w:r>
-        <w:t xml:space="preserve">2026-10-07</w:t>
-      </w:r>
-    </w:p>
-    <w:p>
-      <w:pPr>
-        <w:numPr>
-          <w:ilvl w:val="0"/>
-          <w:numId w:val="1001"/>
-        </w:numPr>
-        <w:pStyle w:val="Compact"/>
-      </w:pPr>
-      <w:r>
-        <w:rPr>
-          <w:bCs/>
-          <w:b/>
-        </w:rPr>
         <w:t xml:space="preserve">Related:</w:t>
       </w:r>
       <w:r>
@@ -127,9 +290,12 @@
           <w:rPr>
             <w:rStyle w:val="Hyperlink"/>
           </w:rPr>
-          <w:t xml:space="preserve">Security architecture §7–8</w:t>
+          <w:t xml:space="preserve">Security Architecture</w:t>
         </w:r>
       </w:hyperlink>
+      <w:r>
+        <w:t xml:space="preserve">, sections 7–8 and 15</w:t>
+      </w:r>
     </w:p>
     <w:bookmarkStart w:id="21" w:name="context-and-problem-statement"/>
     <w:p>
@@ -428,12 +594,14 @@
           <w:p>
             <w:pPr>
               <w:pStyle w:val="Compact"/>
+              <w:spacing w:before="20" w:after="20"/>
               <w:jc w:val="left"/>
             </w:pPr>
             <w:r>
               <w:rPr>
                 <w:b/>
                 <w:color w:val="FFFFFF"/>
+                <w:sz w:val="18"/>
               </w:rPr>
               <w:t xml:space="preserve">Principal</w:t>
             </w:r>
@@ -446,12 +614,14 @@
           <w:p>
             <w:pPr>
               <w:pStyle w:val="Compact"/>
+              <w:spacing w:before="20" w:after="20"/>
               <w:jc w:val="left"/>
             </w:pPr>
             <w:r>
               <w:rPr>
                 <w:b/>
                 <w:color w:val="FFFFFF"/>
+                <w:sz w:val="18"/>
               </w:rPr>
               <w:t xml:space="preserve">Mechanism</w:t>
             </w:r>
@@ -464,12 +634,14 @@
           <w:p>
             <w:pPr>
               <w:pStyle w:val="Compact"/>
+              <w:spacing w:before="20" w:after="20"/>
               <w:jc w:val="left"/>
             </w:pPr>
             <w:r>
               <w:rPr>
                 <w:b/>
                 <w:color w:val="FFFFFF"/>
+                <w:sz w:val="18"/>
               </w:rPr>
               <w:t xml:space="preserve">Code</w:t>
             </w:r>
@@ -478,14 +650,181 @@
       </w:tr>
       <w:tr>
         <w:tc>
+          <w:tcPr>
+            <w:noWrap/>
+          </w:tcPr>
+          <w:p>
+            <w:pPr>
+              <w:pStyle w:val="Compact"/>
+              <w:spacing w:before="20" w:after="20"/>
+              <w:jc w:val="left"/>
+            </w:pPr>
+            <w:r>
+              <w:rPr>
+                <w:sz w:val="18"/>
+              </w:rPr>
+              <w:t xml:space="preserve">Staff</w:t>
+            </w:r>
+          </w:p>
+        </w:tc>
+        <w:tc>
           <w:tcPr/>
           <w:p>
             <w:pPr>
               <w:pStyle w:val="Compact"/>
-              <w:jc w:val="left"/>
-            </w:pPr>
-            <w:r>
-              <w:t xml:space="preserve">Staff</w:t>
+              <w:spacing w:before="20" w:after="20"/>
+              <w:jc w:val="left"/>
+            </w:pPr>
+            <w:r>
+              <w:rPr>
+                <w:sz w:val="18"/>
+              </w:rPr>
+              <w:t xml:space="preserve">Username + password (scrypt N=16384, r=8, p=1, 16 B salt, 64 B hash) → if the role is in</w:t>
+            </w:r>
+            <w:r>
+              <w:rPr>
+                <w:sz w:val="18"/>
+              </w:rPr>
+              <w:t xml:space="preserve"> </w:t>
+            </w:r>
+            <w:r>
+              <w:rPr>
+                <w:rStyle w:val="VerbatimChar"/>
+                <w:sz w:val="18"/>
+              </w:rPr>
+              <w:t xml:space="preserve">MFA_REQUIRED_ROLES</w:t>
+            </w:r>
+            <w:r>
+              <w:rPr>
+                <w:sz w:val="18"/>
+              </w:rPr>
+              <w:t xml:space="preserve"> </w:t>
+            </w:r>
+            <w:r>
+              <w:rPr>
+                <w:sz w:val="18"/>
+              </w:rPr>
+              <w:t xml:space="preserve">(default admin, rule_approver, compliance_officer, data_steward) or the user is enrolled →</w:t>
+            </w:r>
+            <w:r>
+              <w:rPr>
+                <w:sz w:val="18"/>
+              </w:rPr>
+              <w:t xml:space="preserve"> </w:t>
+            </w:r>
+            <w:r>
+              <w:rPr>
+                <w:rStyle w:val="VerbatimChar"/>
+                <w:sz w:val="18"/>
+              </w:rPr>
+              <w:t xml:space="preserve">mfaToken</w:t>
+            </w:r>
+            <w:r>
+              <w:rPr>
+                <w:sz w:val="18"/>
+              </w:rPr>
+              <w:t xml:space="preserve"> </w:t>
+            </w:r>
+            <w:r>
+              <w:rPr>
+                <w:sz w:val="18"/>
+              </w:rPr>
+              <w:t xml:space="preserve">(JWT</w:t>
+            </w:r>
+            <w:r>
+              <w:rPr>
+                <w:sz w:val="18"/>
+              </w:rPr>
+              <w:t xml:space="preserve"> </w:t>
+            </w:r>
+            <w:r>
+              <w:rPr>
+                <w:rStyle w:val="VerbatimChar"/>
+                <w:sz w:val="18"/>
+              </w:rPr>
+              <w:t xml:space="preserve">aud=mfa</w:t>
+            </w:r>
+            <w:r>
+              <w:rPr>
+                <w:sz w:val="18"/>
+              </w:rPr>
+              <w:t xml:space="preserve">, 5 min) → TOTP (RFC 6238, SHA-1, 6 digits, ±1 step) → access JWT (</w:t>
+            </w:r>
+            <w:r>
+              <w:rPr>
+                <w:rStyle w:val="VerbatimChar"/>
+                <w:sz w:val="18"/>
+              </w:rPr>
+              <w:t xml:space="preserve">aud=staff</w:t>
+            </w:r>
+            <w:r>
+              <w:rPr>
+                <w:sz w:val="18"/>
+              </w:rPr>
+              <w:t xml:space="preserve">,</w:t>
+            </w:r>
+            <w:r>
+              <w:rPr>
+                <w:sz w:val="18"/>
+              </w:rPr>
+              <w:t xml:space="preserve"> </w:t>
+            </w:r>
+            <w:r>
+              <w:rPr>
+                <w:rStyle w:val="VerbatimChar"/>
+                <w:sz w:val="18"/>
+              </w:rPr>
+              <w:t xml:space="preserve">amr</w:t>
+            </w:r>
+            <w:r>
+              <w:rPr>
+                <w:sz w:val="18"/>
+              </w:rPr>
+              <w:t xml:space="preserve">,</w:t>
+            </w:r>
+            <w:r>
+              <w:rPr>
+                <w:sz w:val="18"/>
+              </w:rPr>
+              <w:t xml:space="preserve"> </w:t>
+            </w:r>
+            <w:r>
+              <w:rPr>
+                <w:rStyle w:val="VerbatimChar"/>
+                <w:sz w:val="18"/>
+              </w:rPr>
+              <w:t xml:space="preserve">jti</w:t>
+            </w:r>
+            <w:r>
+              <w:rPr>
+                <w:sz w:val="18"/>
+              </w:rPr>
+              <w:t xml:space="preserve">, TTL</w:t>
+            </w:r>
+            <w:r>
+              <w:rPr>
+                <w:sz w:val="18"/>
+              </w:rPr>
+              <w:t xml:space="preserve"> </w:t>
+            </w:r>
+            <w:r>
+              <w:rPr>
+                <w:rStyle w:val="VerbatimChar"/>
+                <w:sz w:val="18"/>
+              </w:rPr>
+              <w:t xml:space="preserve">JWT_TTL_SECONDS</w:t>
+            </w:r>
+            <w:r>
+              <w:rPr>
+                <w:sz w:val="18"/>
+              </w:rPr>
+              <w:t xml:space="preserve"> </w:t>
+            </w:r>
+            <w:r>
+              <w:rPr>
+                <w:sz w:val="18"/>
+              </w:rPr>
+              <w:t xml:space="preserve">= 1,800 s)</w:t>
             </w:r>
           </w:p>
         </w:tc>
@@ -494,125 +833,32 @@
           <w:p>
             <w:pPr>
               <w:pStyle w:val="Compact"/>
-              <w:jc w:val="left"/>
-            </w:pPr>
-            <w:r>
-              <w:t xml:space="preserve">Username + password (scrypt N=16384, r=8, p=1, 16 B salt, 64 B hash) → if the role is in</w:t>
-            </w:r>
-            <w:r>
+              <w:spacing w:before="20" w:after="20"/>
+              <w:jc w:val="left"/>
+            </w:pPr>
+            <w:r>
+              <w:rPr>
+                <w:rStyle w:val="VerbatimChar"/>
+                <w:sz w:val="18"/>
+              </w:rPr>
+              <w:t xml:space="preserve">identityService.js</w:t>
+            </w:r>
+            <w:r>
+              <w:rPr>
+                <w:sz w:val="18"/>
+              </w:rPr>
+              <w:t xml:space="preserve">,</w:t>
+            </w:r>
+            <w:r>
+              <w:rPr>
+                <w:sz w:val="18"/>
+              </w:rPr>
               <w:t xml:space="preserve"> </w:t>
             </w:r>
             <w:r>
               <w:rPr>
                 <w:rStyle w:val="VerbatimChar"/>
-              </w:rPr>
-              <w:t xml:space="preserve">MFA_REQUIRED_ROLES</w:t>
-            </w:r>
-            <w:r>
-              <w:t xml:space="preserve"> </w:t>
-            </w:r>
-            <w:r>
-              <w:t xml:space="preserve">(default admin, rule_approver, compliance_officer, data_steward) or the user is enrolled →</w:t>
-            </w:r>
-            <w:r>
-              <w:t xml:space="preserve"> </w:t>
-            </w:r>
-            <w:r>
-              <w:rPr>
-                <w:rStyle w:val="VerbatimChar"/>
-              </w:rPr>
-              <w:t xml:space="preserve">mfaToken</w:t>
-            </w:r>
-            <w:r>
-              <w:t xml:space="preserve"> </w:t>
-            </w:r>
-            <w:r>
-              <w:t xml:space="preserve">(JWT</w:t>
-            </w:r>
-            <w:r>
-              <w:t xml:space="preserve"> </w:t>
-            </w:r>
-            <w:r>
-              <w:rPr>
-                <w:rStyle w:val="VerbatimChar"/>
-              </w:rPr>
-              <w:t xml:space="preserve">aud=mfa</w:t>
-            </w:r>
-            <w:r>
-              <w:t xml:space="preserve">, 5 min) → TOTP (RFC 6238, SHA-1, 6 digits, ±1 step) → access JWT (</w:t>
-            </w:r>
-            <w:r>
-              <w:rPr>
-                <w:rStyle w:val="VerbatimChar"/>
-              </w:rPr>
-              <w:t xml:space="preserve">aud=staff</w:t>
-            </w:r>
-            <w:r>
-              <w:t xml:space="preserve">,</w:t>
-            </w:r>
-            <w:r>
-              <w:t xml:space="preserve"> </w:t>
-            </w:r>
-            <w:r>
-              <w:rPr>
-                <w:rStyle w:val="VerbatimChar"/>
-              </w:rPr>
-              <w:t xml:space="preserve">amr</w:t>
-            </w:r>
-            <w:r>
-              <w:t xml:space="preserve">,</w:t>
-            </w:r>
-            <w:r>
-              <w:t xml:space="preserve"> </w:t>
-            </w:r>
-            <w:r>
-              <w:rPr>
-                <w:rStyle w:val="VerbatimChar"/>
-              </w:rPr>
-              <w:t xml:space="preserve">jti</w:t>
-            </w:r>
-            <w:r>
-              <w:t xml:space="preserve">, TTL</w:t>
-            </w:r>
-            <w:r>
-              <w:t xml:space="preserve"> </w:t>
-            </w:r>
-            <w:r>
-              <w:rPr>
-                <w:rStyle w:val="VerbatimChar"/>
-              </w:rPr>
-              <w:t xml:space="preserve">JWT_TTL_SECONDS</w:t>
-            </w:r>
-            <w:r>
-              <w:t xml:space="preserve"> </w:t>
-            </w:r>
-            <w:r>
-              <w:t xml:space="preserve">= 1,800 s)</w:t>
-            </w:r>
-          </w:p>
-        </w:tc>
-        <w:tc>
-          <w:tcPr/>
-          <w:p>
-            <w:pPr>
-              <w:pStyle w:val="Compact"/>
-              <w:jc w:val="left"/>
-            </w:pPr>
-            <w:r>
-              <w:rPr>
-                <w:rStyle w:val="VerbatimChar"/>
-              </w:rPr>
-              <w:t xml:space="preserve">identityService.js</w:t>
-            </w:r>
-            <w:r>
-              <w:t xml:space="preserve">,</w:t>
-            </w:r>
-            <w:r>
-              <w:t xml:space="preserve"> </w:t>
-            </w:r>
-            <w:r>
-              <w:rPr>
-                <w:rStyle w:val="VerbatimChar"/>
+                <w:sz w:val="18"/>
               </w:rPr>
               <w:t xml:space="preserve">crypto.js</w:t>
             </w:r>
@@ -625,10 +871,14 @@
           <w:p>
             <w:pPr>
               <w:pStyle w:val="Compact"/>
-              <w:jc w:val="left"/>
-            </w:pPr>
-            <w:r>
-              <w:t xml:space="preserve">Lockout</w:t>
+              <w:spacing w:before="20" w:after="20"/>
+              <w:jc w:val="left"/>
+            </w:pPr>
+            <w:r>
+              <w:rPr>
+                <w:sz w:val="18"/>
+              </w:rPr>
+              <w:t xml:space="preserve">MFA self-enrolment</w:t>
             </w:r>
           </w:p>
         </w:tc>
@@ -637,28 +887,77 @@
           <w:p>
             <w:pPr>
               <w:pStyle w:val="Compact"/>
-              <w:jc w:val="left"/>
-            </w:pPr>
-            <w:r>
-              <w:t xml:space="preserve">5 failures (</w:t>
-            </w:r>
-            <w:r>
-              <w:rPr>
-                <w:rStyle w:val="VerbatimChar"/>
-              </w:rPr>
-              <w:t xml:space="preserve">LOCKOUT_MAX_FAILURES</w:t>
-            </w:r>
-            <w:r>
-              <w:t xml:space="preserve">) → locked for 15 min (</w:t>
-            </w:r>
-            <w:r>
-              <w:rPr>
-                <w:rStyle w:val="VerbatimChar"/>
-              </w:rPr>
-              <w:t xml:space="preserve">LOCKOUT_MINUTES</w:t>
-            </w:r>
-            <w:r>
-              <w:t xml:space="preserve">). Failures are audited. Unknown users get a timing-equalised response.</w:t>
+              <w:spacing w:before="20" w:after="20"/>
+              <w:jc w:val="left"/>
+            </w:pPr>
+            <w:r>
+              <w:rPr>
+                <w:sz w:val="18"/>
+              </w:rPr>
+              <w:t xml:space="preserve">A privileged user without an enrolled authenticator receives a fresh seed at first sign-in (QR code /</w:t>
+            </w:r>
+            <w:r>
+              <w:rPr>
+                <w:sz w:val="18"/>
+              </w:rPr>
+              <w:t xml:space="preserve"> </w:t>
+            </w:r>
+            <w:r>
+              <w:rPr>
+                <w:rStyle w:val="VerbatimChar"/>
+                <w:sz w:val="18"/>
+              </w:rPr>
+              <w:t xml:space="preserve">otpauth</w:t>
+            </w:r>
+            <w:r>
+              <w:rPr>
+                <w:sz w:val="18"/>
+              </w:rPr>
+              <w:t xml:space="preserve"> </w:t>
+            </w:r>
+            <w:r>
+              <w:rPr>
+                <w:sz w:val="18"/>
+              </w:rPr>
+              <w:t xml:space="preserve">URI), shown only to that user after the password step; enrolment completes with the first valid code (</w:t>
+            </w:r>
+            <w:r>
+              <w:rPr>
+                <w:rStyle w:val="VerbatimChar"/>
+                <w:sz w:val="18"/>
+              </w:rPr>
+              <w:t xml:space="preserve">auth.mfa_enrolled</w:t>
+            </w:r>
+            <w:r>
+              <w:rPr>
+                <w:sz w:val="18"/>
+              </w:rPr>
+              <w:t xml:space="preserve">). Administrators never see seeds;</w:t>
+            </w:r>
+            <w:r>
+              <w:rPr>
+                <w:sz w:val="18"/>
+              </w:rPr>
+              <w:t xml:space="preserve"> </w:t>
+            </w:r>
+            <w:r>
+              <w:rPr>
+                <w:rStyle w:val="VerbatimChar"/>
+                <w:sz w:val="18"/>
+              </w:rPr>
+              <w:t xml:space="preserve">POST /api/users/:id/reset {resetMfa}</w:t>
+            </w:r>
+            <w:r>
+              <w:rPr>
+                <w:sz w:val="18"/>
+              </w:rPr>
+              <w:t xml:space="preserve"> </w:t>
+            </w:r>
+            <w:r>
+              <w:rPr>
+                <w:sz w:val="18"/>
+              </w:rPr>
+              <w:t xml:space="preserve">forces re-enrolment.</w:t>
             </w:r>
           </w:p>
         </w:tc>
@@ -667,13 +966,53 @@
           <w:p>
             <w:pPr>
               <w:pStyle w:val="Compact"/>
-              <w:jc w:val="left"/>
-            </w:pPr>
-            <w:r>
-              <w:rPr>
-                <w:rStyle w:val="VerbatimChar"/>
+              <w:spacing w:before="20" w:after="20"/>
+              <w:jc w:val="left"/>
+            </w:pPr>
+            <w:r>
+              <w:rPr>
+                <w:rStyle w:val="VerbatimChar"/>
+                <w:sz w:val="18"/>
               </w:rPr>
               <w:t xml:space="preserve">identityService.login</w:t>
+            </w:r>
+            <w:r>
+              <w:rPr>
+                <w:sz w:val="18"/>
+              </w:rPr>
+              <w:t xml:space="preserve">,</w:t>
+            </w:r>
+            <w:r>
+              <w:rPr>
+                <w:sz w:val="18"/>
+              </w:rPr>
+              <w:t xml:space="preserve"> </w:t>
+            </w:r>
+            <w:r>
+              <w:rPr>
+                <w:rStyle w:val="VerbatimChar"/>
+                <w:sz w:val="18"/>
+              </w:rPr>
+              <w:t xml:space="preserve">verifyMfa</w:t>
+            </w:r>
+            <w:r>
+              <w:rPr>
+                <w:sz w:val="18"/>
+              </w:rPr>
+              <w:t xml:space="preserve">,</w:t>
+            </w:r>
+            <w:r>
+              <w:rPr>
+                <w:sz w:val="18"/>
+              </w:rPr>
+              <w:t xml:space="preserve"> </w:t>
+            </w:r>
+            <w:r>
+              <w:rPr>
+                <w:rStyle w:val="VerbatimChar"/>
+                <w:sz w:val="18"/>
+              </w:rPr>
+              <w:t xml:space="preserve">reset</w:t>
             </w:r>
           </w:p>
         </w:tc>
@@ -684,10 +1023,14 @@
           <w:p>
             <w:pPr>
               <w:pStyle w:val="Compact"/>
-              <w:jc w:val="left"/>
-            </w:pPr>
-            <w:r>
-              <w:t xml:space="preserve">Per-request</w:t>
+              <w:spacing w:before="20" w:after="20"/>
+              <w:jc w:val="left"/>
+            </w:pPr>
+            <w:r>
+              <w:rPr>
+                <w:sz w:val="18"/>
+              </w:rPr>
+              <w:t xml:space="preserve">Replay protection</w:t>
             </w:r>
           </w:p>
         </w:tc>
@@ -696,58 +1039,27 @@
           <w:p>
             <w:pPr>
               <w:pStyle w:val="Compact"/>
-              <w:jc w:val="left"/>
-            </w:pPr>
-            <w:r>
-              <w:rPr>
-                <w:rStyle w:val="VerbatimChar"/>
-              </w:rPr>
-              <w:t xml:space="preserve">verifyJwt</w:t>
-            </w:r>
-            <w:r>
-              <w:t xml:space="preserve"> </w:t>
-            </w:r>
-            <w:r>
-              <w:t xml:space="preserve">pins</w:t>
-            </w:r>
-            <w:r>
-              <w:t xml:space="preserve"> </w:t>
-            </w:r>
-            <w:r>
-              <w:rPr>
-                <w:rStyle w:val="VerbatimChar"/>
-              </w:rPr>
-              <w:t xml:space="preserve">alg=HS256</w:t>
-            </w:r>
-            <w:r>
-              <w:t xml:space="preserve">, uses a constant-time signature comparison and checks</w:t>
-            </w:r>
-            <w:r>
-              <w:t xml:space="preserve"> </w:t>
-            </w:r>
-            <w:r>
-              <w:rPr>
-                <w:rStyle w:val="VerbatimChar"/>
-              </w:rPr>
-              <w:t xml:space="preserve">exp</w:t>
-            </w:r>
-            <w:r>
-              <w:t xml:space="preserve">. The user is reloaded on every request, so a disabled account or changed roles take effect immediately. The</w:t>
-            </w:r>
-            <w:r>
-              <w:t xml:space="preserve"> </w:t>
-            </w:r>
-            <w:r>
-              <w:rPr>
-                <w:rStyle w:val="VerbatimChar"/>
-              </w:rPr>
-              <w:t xml:space="preserve">jti</w:t>
-            </w:r>
-            <w:r>
-              <w:t xml:space="preserve"> </w:t>
-            </w:r>
-            <w:r>
-              <w:t xml:space="preserve">revocation list is checked on logout.</w:t>
+              <w:spacing w:before="20" w:after="20"/>
+              <w:jc w:val="left"/>
+            </w:pPr>
+            <w:r>
+              <w:rPr>
+                <w:sz w:val="18"/>
+              </w:rPr>
+              <w:t xml:space="preserve">The last accepted TOTP time step is stored (</w:t>
+            </w:r>
+            <w:r>
+              <w:rPr>
+                <w:rStyle w:val="VerbatimChar"/>
+                <w:sz w:val="18"/>
+              </w:rPr>
+              <w:t xml:space="preserve">lastTotpStep</w:t>
+            </w:r>
+            <w:r>
+              <w:rPr>
+                <w:sz w:val="18"/>
+              </w:rPr>
+              <w:t xml:space="preserve">); a code at or before it is rejected (ASVS 2.8.4).</w:t>
             </w:r>
           </w:p>
         </w:tc>
@@ -756,13 +1068,15 @@
           <w:p>
             <w:pPr>
               <w:pStyle w:val="Compact"/>
-              <w:jc w:val="left"/>
-            </w:pPr>
-            <w:r>
-              <w:rPr>
-                <w:rStyle w:val="VerbatimChar"/>
-              </w:rPr>
-              <w:t xml:space="preserve">identityService.authenticate</w:t>
+              <w:spacing w:before="20" w:after="20"/>
+              <w:jc w:val="left"/>
+            </w:pPr>
+            <w:r>
+              <w:rPr>
+                <w:rStyle w:val="VerbatimChar"/>
+                <w:sz w:val="18"/>
+              </w:rPr>
+              <w:t xml:space="preserve">identityService.verifyMfa</w:t>
             </w:r>
           </w:p>
         </w:tc>
@@ -773,10 +1087,14 @@
           <w:p>
             <w:pPr>
               <w:pStyle w:val="Compact"/>
-              <w:jc w:val="left"/>
-            </w:pPr>
-            <w:r>
-              <w:t xml:space="preserve">Customer</w:t>
+              <w:spacing w:before="20" w:after="20"/>
+              <w:jc w:val="left"/>
+            </w:pPr>
+            <w:r>
+              <w:rPr>
+                <w:sz w:val="18"/>
+              </w:rPr>
+              <w:t xml:space="preserve">First sign-in</w:t>
             </w:r>
           </w:p>
         </w:tc>
@@ -785,31 +1103,27 @@
           <w:p>
             <w:pPr>
               <w:pStyle w:val="Compact"/>
-              <w:jc w:val="left"/>
-            </w:pPr>
-            <w:r>
-              <w:t xml:space="preserve">A signed renewal link (</w:t>
-            </w:r>
-            <w:r>
-              <w:rPr>
-                <w:rStyle w:val="VerbatimChar"/>
-              </w:rPr>
-              <w:t xml:space="preserve">profileId.HMAC16</w:t>
-            </w:r>
-            <w:r>
-              <w:t xml:space="preserve">) or, in demo, a profile id → customer JWT</w:t>
-            </w:r>
-            <w:r>
-              <w:t xml:space="preserve"> </w:t>
-            </w:r>
-            <w:r>
-              <w:rPr>
-                <w:rStyle w:val="VerbatimChar"/>
-              </w:rPr>
-              <w:t xml:space="preserve">aud=customer</w:t>
-            </w:r>
-            <w:r>
-              <w:t xml:space="preserve">, 1 h. Target: VETC SSO token exchange.</w:t>
+              <w:spacing w:before="20" w:after="20"/>
+              <w:jc w:val="left"/>
+            </w:pPr>
+            <w:r>
+              <w:rPr>
+                <w:sz w:val="18"/>
+              </w:rPr>
+              <w:t xml:space="preserve">Users created by an administrator must change their password at first sign-in (</w:t>
+            </w:r>
+            <w:r>
+              <w:rPr>
+                <w:rStyle w:val="VerbatimChar"/>
+                <w:sz w:val="18"/>
+              </w:rPr>
+              <w:t xml:space="preserve">mustChangePassword</w:t>
+            </w:r>
+            <w:r>
+              <w:rPr>
+                <w:sz w:val="18"/>
+              </w:rPr>
+              <w:t xml:space="preserve">).</w:t>
             </w:r>
           </w:p>
         </w:tc>
@@ -818,39 +1132,102 @@
           <w:p>
             <w:pPr>
               <w:pStyle w:val="Compact"/>
-              <w:jc w:val="left"/>
-            </w:pPr>
-            <w:r>
-              <w:rPr>
-                <w:rStyle w:val="VerbatimChar"/>
-              </w:rPr>
-              <w:t xml:space="preserve">routes.js /api/customer/session</w:t>
-            </w:r>
-            <w:r>
-              <w:t xml:space="preserve">,</w:t>
-            </w:r>
-            <w:r>
-              <w:t xml:space="preserve"> </w:t>
-            </w:r>
-            <w:r>
-              <w:rPr>
-                <w:rStyle w:val="VerbatimChar"/>
-              </w:rPr>
-              <w:t xml:space="preserve">customerService.issueCustomerToken</w:t>
+              <w:spacing w:before="20" w:after="20"/>
+              <w:jc w:val="left"/>
+            </w:pPr>
+            <w:r>
+              <w:rPr>
+                <w:rStyle w:val="VerbatimChar"/>
+                <w:sz w:val="18"/>
+              </w:rPr>
+              <w:t xml:space="preserve">identityService</w:t>
             </w:r>
           </w:p>
         </w:tc>
       </w:tr>
       <w:tr>
         <w:tc>
+          <w:tcPr>
+            <w:noWrap/>
+          </w:tcPr>
+          <w:p>
+            <w:pPr>
+              <w:pStyle w:val="Compact"/>
+              <w:spacing w:before="20" w:after="20"/>
+              <w:jc w:val="left"/>
+            </w:pPr>
+            <w:r>
+              <w:rPr>
+                <w:sz w:val="18"/>
+              </w:rPr>
+              <w:t xml:space="preserve">Lockout</w:t>
+            </w:r>
+          </w:p>
+        </w:tc>
+        <w:tc>
           <w:tcPr/>
           <w:p>
             <w:pPr>
               <w:pStyle w:val="Compact"/>
-              <w:jc w:val="left"/>
-            </w:pPr>
-            <w:r>
-              <w:t xml:space="preserve">Partner</w:t>
+              <w:spacing w:before="20" w:after="20"/>
+              <w:jc w:val="left"/>
+            </w:pPr>
+            <w:r>
+              <w:rPr>
+                <w:sz w:val="18"/>
+              </w:rPr>
+              <w:t xml:space="preserve">5 failures (</w:t>
+            </w:r>
+            <w:r>
+              <w:rPr>
+                <w:rStyle w:val="VerbatimChar"/>
+                <w:sz w:val="18"/>
+              </w:rPr>
+              <w:t xml:space="preserve">LOCKOUT_MAX_FAILURES</w:t>
+            </w:r>
+            <w:r>
+              <w:rPr>
+                <w:sz w:val="18"/>
+              </w:rPr>
+              <w:t xml:space="preserve">) → locked for 15 min (</w:t>
+            </w:r>
+            <w:r>
+              <w:rPr>
+                <w:rStyle w:val="VerbatimChar"/>
+                <w:sz w:val="18"/>
+              </w:rPr>
+              <w:t xml:space="preserve">LOCKOUT_MINUTES</w:t>
+            </w:r>
+            <w:r>
+              <w:rPr>
+                <w:sz w:val="18"/>
+              </w:rPr>
+              <w:t xml:space="preserve">), counting both password and TOTP failures; the lock is checked at both steps. Failures are audited. Unknown users get a timing-equalised response.</w:t>
+            </w:r>
+            <w:r>
+              <w:rPr>
+                <w:sz w:val="18"/>
+              </w:rPr>
+              <w:t xml:space="preserve"> </w:t>
+            </w:r>
+            <w:r>
+              <w:rPr>
+                <w:rStyle w:val="VerbatimChar"/>
+                <w:sz w:val="18"/>
+              </w:rPr>
+              <w:t xml:space="preserve">POST /api/users/:id/reset {unlock}</w:t>
+            </w:r>
+            <w:r>
+              <w:rPr>
+                <w:sz w:val="18"/>
+              </w:rPr>
+              <w:t xml:space="preserve"> </w:t>
+            </w:r>
+            <w:r>
+              <w:rPr>
+                <w:sz w:val="18"/>
+              </w:rPr>
+              <w:t xml:space="preserve">for the service desk (not for one's own account).</w:t>
             </w:r>
           </w:p>
         </w:tc>
@@ -859,56 +1236,496 @@
           <w:p>
             <w:pPr>
               <w:pStyle w:val="Compact"/>
-              <w:jc w:val="left"/>
-            </w:pPr>
-            <w:r>
-              <w:rPr>
-                <w:rStyle w:val="VerbatimChar"/>
-              </w:rPr>
-              <w:t xml:space="preserve">X-Api-Key: tpk_&lt;24 random bytes&gt;</w:t>
-            </w:r>
-            <w:r>
-              <w:t xml:space="preserve">. Only the SHA-256 is stored, with a prefix for support. Revocable. The partner must be</w:t>
-            </w:r>
-            <w:r>
+              <w:spacing w:before="20" w:after="20"/>
+              <w:jc w:val="left"/>
+            </w:pPr>
+            <w:r>
+              <w:rPr>
+                <w:rStyle w:val="VerbatimChar"/>
+                <w:sz w:val="18"/>
+              </w:rPr>
+              <w:t xml:space="preserve">identityService.login</w:t>
+            </w:r>
+            <w:r>
+              <w:rPr>
+                <w:sz w:val="18"/>
+              </w:rPr>
+              <w:t xml:space="preserve">,</w:t>
+            </w:r>
+            <w:r>
+              <w:rPr>
+                <w:sz w:val="18"/>
+              </w:rPr>
               <w:t xml:space="preserve"> </w:t>
             </w:r>
             <w:r>
               <w:rPr>
                 <w:rStyle w:val="VerbatimChar"/>
-              </w:rPr>
-              <w:t xml:space="preserve">active</w:t>
-            </w:r>
-            <w:r>
-              <w:t xml:space="preserve">.</w:t>
-            </w:r>
-          </w:p>
-        </w:tc>
-        <w:tc>
-          <w:tcPr/>
-          <w:p>
-            <w:pPr>
-              <w:pStyle w:val="Compact"/>
-              <w:jc w:val="left"/>
-            </w:pPr>
-            <w:r>
-              <w:rPr>
-                <w:rStyle w:val="VerbatimChar"/>
-              </w:rPr>
-              <w:t xml:space="preserve">partnerService</w:t>
+                <w:sz w:val="18"/>
+              </w:rPr>
+              <w:t xml:space="preserve">verifyMfa</w:t>
             </w:r>
           </w:p>
         </w:tc>
       </w:tr>
       <w:tr>
         <w:tc>
+          <w:tcPr>
+            <w:noWrap/>
+          </w:tcPr>
+          <w:p>
+            <w:pPr>
+              <w:pStyle w:val="Compact"/>
+              <w:spacing w:before="20" w:after="20"/>
+              <w:jc w:val="left"/>
+            </w:pPr>
+            <w:r>
+              <w:rPr>
+                <w:sz w:val="18"/>
+              </w:rPr>
+              <w:t xml:space="preserve">Per-request</w:t>
+            </w:r>
+          </w:p>
+        </w:tc>
+        <w:tc>
           <w:tcPr/>
           <w:p>
             <w:pPr>
               <w:pStyle w:val="Compact"/>
-              <w:jc w:val="left"/>
-            </w:pPr>
-            <w:r>
+              <w:spacing w:before="20" w:after="20"/>
+              <w:jc w:val="left"/>
+            </w:pPr>
+            <w:r>
+              <w:rPr>
+                <w:rStyle w:val="VerbatimChar"/>
+                <w:sz w:val="18"/>
+              </w:rPr>
+              <w:t xml:space="preserve">verifyJwt</w:t>
+            </w:r>
+            <w:r>
+              <w:rPr>
+                <w:sz w:val="18"/>
+              </w:rPr>
+              <w:t xml:space="preserve"> </w:t>
+            </w:r>
+            <w:r>
+              <w:rPr>
+                <w:sz w:val="18"/>
+              </w:rPr>
+              <w:t xml:space="preserve">pins</w:t>
+            </w:r>
+            <w:r>
+              <w:rPr>
+                <w:sz w:val="18"/>
+              </w:rPr>
+              <w:t xml:space="preserve"> </w:t>
+            </w:r>
+            <w:r>
+              <w:rPr>
+                <w:rStyle w:val="VerbatimChar"/>
+                <w:sz w:val="18"/>
+              </w:rPr>
+              <w:t xml:space="preserve">alg=HS256</w:t>
+            </w:r>
+            <w:r>
+              <w:rPr>
+                <w:sz w:val="18"/>
+              </w:rPr>
+              <w:t xml:space="preserve">, uses a constant-time signature comparison and checks</w:t>
+            </w:r>
+            <w:r>
+              <w:rPr>
+                <w:sz w:val="18"/>
+              </w:rPr>
+              <w:t xml:space="preserve"> </w:t>
+            </w:r>
+            <w:r>
+              <w:rPr>
+                <w:rStyle w:val="VerbatimChar"/>
+                <w:sz w:val="18"/>
+              </w:rPr>
+              <w:t xml:space="preserve">exp</w:t>
+            </w:r>
+            <w:r>
+              <w:rPr>
+                <w:sz w:val="18"/>
+              </w:rPr>
+              <w:t xml:space="preserve">. The user is reloaded on every request. Tokens issued before</w:t>
+            </w:r>
+            <w:r>
+              <w:rPr>
+                <w:sz w:val="18"/>
+              </w:rPr>
+              <w:t xml:space="preserve"> </w:t>
+            </w:r>
+            <w:r>
+              <w:rPr>
+                <w:rStyle w:val="VerbatimChar"/>
+                <w:sz w:val="18"/>
+              </w:rPr>
+              <w:t xml:space="preserve">tokensValidAfter</w:t>
+            </w:r>
+            <w:r>
+              <w:rPr>
+                <w:sz w:val="18"/>
+              </w:rPr>
+              <w:t xml:space="preserve"> </w:t>
+            </w:r>
+            <w:r>
+              <w:rPr>
+                <w:sz w:val="18"/>
+              </w:rPr>
+              <w:t xml:space="preserve">(set on password change, MFA reset, and role, status or region change) are rejected. The</w:t>
+            </w:r>
+            <w:r>
+              <w:rPr>
+                <w:sz w:val="18"/>
+              </w:rPr>
+              <w:t xml:space="preserve"> </w:t>
+            </w:r>
+            <w:r>
+              <w:rPr>
+                <w:rStyle w:val="VerbatimChar"/>
+                <w:sz w:val="18"/>
+              </w:rPr>
+              <w:t xml:space="preserve">jti</w:t>
+            </w:r>
+            <w:r>
+              <w:rPr>
+                <w:sz w:val="18"/>
+              </w:rPr>
+              <w:t xml:space="preserve"> </w:t>
+            </w:r>
+            <w:r>
+              <w:rPr>
+                <w:sz w:val="18"/>
+              </w:rPr>
+              <w:t xml:space="preserve">logout list is also checked.</w:t>
+            </w:r>
+          </w:p>
+        </w:tc>
+        <w:tc>
+          <w:tcPr/>
+          <w:p>
+            <w:pPr>
+              <w:pStyle w:val="Compact"/>
+              <w:spacing w:before="20" w:after="20"/>
+              <w:jc w:val="left"/>
+            </w:pPr>
+            <w:r>
+              <w:rPr>
+                <w:rStyle w:val="VerbatimChar"/>
+                <w:sz w:val="18"/>
+              </w:rPr>
+              <w:t xml:space="preserve">identityService.authenticate</w:t>
+            </w:r>
+          </w:p>
+        </w:tc>
+      </w:tr>
+      <w:tr>
+        <w:tc>
+          <w:tcPr>
+            <w:noWrap/>
+          </w:tcPr>
+          <w:p>
+            <w:pPr>
+              <w:pStyle w:val="Compact"/>
+              <w:spacing w:before="20" w:after="20"/>
+              <w:jc w:val="left"/>
+            </w:pPr>
+            <w:r>
+              <w:rPr>
+                <w:sz w:val="18"/>
+              </w:rPr>
+              <w:t xml:space="preserve">Customer</w:t>
+            </w:r>
+          </w:p>
+        </w:tc>
+        <w:tc>
+          <w:tcPr/>
+          <w:p>
+            <w:pPr>
+              <w:pStyle w:val="Compact"/>
+              <w:spacing w:before="20" w:after="20"/>
+              <w:jc w:val="left"/>
+            </w:pPr>
+            <w:r>
+              <w:rPr>
+                <w:sz w:val="18"/>
+              </w:rPr>
+              <w:t xml:space="preserve">A signed renewal link (</w:t>
+            </w:r>
+            <w:r>
+              <w:rPr>
+                <w:rStyle w:val="VerbatimChar"/>
+                <w:sz w:val="18"/>
+              </w:rPr>
+              <w:t xml:space="preserve">&lt;profileId&gt;.&lt;expiry&gt;.&lt;MAC&gt;</w:t>
+            </w:r>
+            <w:r>
+              <w:rPr>
+                <w:sz w:val="18"/>
+              </w:rPr>
+              <w:t xml:space="preserve">, valid for</w:t>
+            </w:r>
+            <w:r>
+              <w:rPr>
+                <w:sz w:val="18"/>
+              </w:rPr>
+              <w:t xml:space="preserve"> </w:t>
+            </w:r>
+            <w:r>
+              <w:rPr>
+                <w:rStyle w:val="VerbatimChar"/>
+                <w:sz w:val="18"/>
+              </w:rPr>
+              <w:t xml:space="preserve">LINK_TTL_DAYS</w:t>
+            </w:r>
+            <w:r>
+              <w:rPr>
+                <w:sz w:val="18"/>
+              </w:rPr>
+              <w:t xml:space="preserve">, default 30) or, only in</w:t>
+            </w:r>
+            <w:r>
+              <w:rPr>
+                <w:sz w:val="18"/>
+              </w:rPr>
+              <w:t xml:space="preserve"> </w:t>
+            </w:r>
+            <w:r>
+              <w:rPr>
+                <w:rStyle w:val="VerbatimChar"/>
+                <w:sz w:val="18"/>
+              </w:rPr>
+              <w:t xml:space="preserve">DEMO_MODE</w:t>
+            </w:r>
+            <w:r>
+              <w:rPr>
+                <w:sz w:val="18"/>
+              </w:rPr>
+              <w:t xml:space="preserve">, a profile id → customer JWT</w:t>
+            </w:r>
+            <w:r>
+              <w:rPr>
+                <w:sz w:val="18"/>
+              </w:rPr>
+              <w:t xml:space="preserve"> </w:t>
+            </w:r>
+            <w:r>
+              <w:rPr>
+                <w:rStyle w:val="VerbatimChar"/>
+                <w:sz w:val="18"/>
+              </w:rPr>
+              <w:t xml:space="preserve">aud=customer</w:t>
+            </w:r>
+            <w:r>
+              <w:rPr>
+                <w:sz w:val="18"/>
+              </w:rPr>
+              <w:t xml:space="preserve">, 1 h. Erased data subjects lose their sessions. Target: VETC SSO token exchange.</w:t>
+            </w:r>
+          </w:p>
+        </w:tc>
+        <w:tc>
+          <w:tcPr/>
+          <w:p>
+            <w:pPr>
+              <w:pStyle w:val="Compact"/>
+              <w:spacing w:before="20" w:after="20"/>
+              <w:jc w:val="left"/>
+            </w:pPr>
+            <w:r>
+              <w:rPr>
+                <w:rStyle w:val="VerbatimChar"/>
+                <w:sz w:val="18"/>
+              </w:rPr>
+              <w:t xml:space="preserve">routes.js /api/customer/session</w:t>
+            </w:r>
+            <w:r>
+              <w:rPr>
+                <w:sz w:val="18"/>
+              </w:rPr>
+              <w:t xml:space="preserve">,</w:t>
+            </w:r>
+            <w:r>
+              <w:rPr>
+                <w:sz w:val="18"/>
+              </w:rPr>
+              <w:t xml:space="preserve"> </w:t>
+            </w:r>
+            <w:r>
+              <w:rPr>
+                <w:rStyle w:val="VerbatimChar"/>
+                <w:sz w:val="18"/>
+              </w:rPr>
+              <w:t xml:space="preserve">customerService.issueCustomerToken</w:t>
+            </w:r>
+          </w:p>
+        </w:tc>
+      </w:tr>
+      <w:tr>
+        <w:tc>
+          <w:tcPr>
+            <w:noWrap/>
+          </w:tcPr>
+          <w:p>
+            <w:pPr>
+              <w:pStyle w:val="Compact"/>
+              <w:spacing w:before="20" w:after="20"/>
+              <w:jc w:val="left"/>
+            </w:pPr>
+            <w:r>
+              <w:rPr>
+                <w:sz w:val="18"/>
+              </w:rPr>
+              <w:t xml:space="preserve">Partner</w:t>
+            </w:r>
+          </w:p>
+        </w:tc>
+        <w:tc>
+          <w:tcPr/>
+          <w:p>
+            <w:pPr>
+              <w:pStyle w:val="Compact"/>
+              <w:spacing w:before="20" w:after="20"/>
+              <w:jc w:val="left"/>
+            </w:pPr>
+            <w:r>
+              <w:rPr>
+                <w:rStyle w:val="VerbatimChar"/>
+                <w:sz w:val="18"/>
+              </w:rPr>
+              <w:t xml:space="preserve">X-Api-Key: tpk_&lt;24 random bytes&gt;</w:t>
+            </w:r>
+            <w:r>
+              <w:rPr>
+                <w:sz w:val="18"/>
+              </w:rPr>
+              <w:t xml:space="preserve">. Only the SHA-256 is stored, with a prefix for support. Revocable. The partner must be</w:t>
+            </w:r>
+            <w:r>
+              <w:rPr>
+                <w:sz w:val="18"/>
+              </w:rPr>
+              <w:t xml:space="preserve"> </w:t>
+            </w:r>
+            <w:r>
+              <w:rPr>
+                <w:rStyle w:val="VerbatimChar"/>
+                <w:sz w:val="18"/>
+              </w:rPr>
+              <w:t xml:space="preserve">active</w:t>
+            </w:r>
+            <w:r>
+              <w:rPr>
+                <w:sz w:val="18"/>
+              </w:rPr>
+              <w:t xml:space="preserve">. Key scopes (</w:t>
+            </w:r>
+            <w:r>
+              <w:rPr>
+                <w:rStyle w:val="VerbatimChar"/>
+                <w:sz w:val="18"/>
+              </w:rPr>
+              <w:t xml:space="preserve">quote</w:t>
+            </w:r>
+            <w:r>
+              <w:rPr>
+                <w:sz w:val="18"/>
+              </w:rPr>
+              <w:t xml:space="preserve">,</w:t>
+            </w:r>
+            <w:r>
+              <w:rPr>
+                <w:sz w:val="18"/>
+              </w:rPr>
+              <w:t xml:space="preserve"> </w:t>
+            </w:r>
+            <w:r>
+              <w:rPr>
+                <w:rStyle w:val="VerbatimChar"/>
+                <w:sz w:val="18"/>
+              </w:rPr>
+              <w:t xml:space="preserve">purchase</w:t>
+            </w:r>
+            <w:r>
+              <w:rPr>
+                <w:sz w:val="18"/>
+              </w:rPr>
+              <w:t xml:space="preserve">,</w:t>
+            </w:r>
+            <w:r>
+              <w:rPr>
+                <w:sz w:val="18"/>
+              </w:rPr>
+              <w:t xml:space="preserve"> </w:t>
+            </w:r>
+            <w:r>
+              <w:rPr>
+                <w:rStyle w:val="VerbatimChar"/>
+                <w:sz w:val="18"/>
+              </w:rPr>
+              <w:t xml:space="preserve">policies:read</w:t>
+            </w:r>
+            <w:r>
+              <w:rPr>
+                <w:sz w:val="18"/>
+              </w:rPr>
+              <w:t xml:space="preserve">) are enforced per route.</w:t>
+            </w:r>
+          </w:p>
+        </w:tc>
+        <w:tc>
+          <w:tcPr/>
+          <w:p>
+            <w:pPr>
+              <w:pStyle w:val="Compact"/>
+              <w:spacing w:before="20" w:after="20"/>
+              <w:jc w:val="left"/>
+            </w:pPr>
+            <w:r>
+              <w:rPr>
+                <w:rStyle w:val="VerbatimChar"/>
+                <w:sz w:val="18"/>
+              </w:rPr>
+              <w:t xml:space="preserve">partnerService</w:t>
+            </w:r>
+            <w:r>
+              <w:rPr>
+                <w:sz w:val="18"/>
+              </w:rPr>
+              <w:t xml:space="preserve">,</w:t>
+            </w:r>
+            <w:r>
+              <w:rPr>
+                <w:sz w:val="18"/>
+              </w:rPr>
+              <w:t xml:space="preserve"> </w:t>
+            </w:r>
+            <w:r>
+              <w:rPr>
+                <w:rStyle w:val="VerbatimChar"/>
+                <w:sz w:val="18"/>
+              </w:rPr>
+              <w:t xml:space="preserve">app.js</w:t>
+            </w:r>
+          </w:p>
+        </w:tc>
+      </w:tr>
+      <w:tr>
+        <w:tc>
+          <w:tcPr/>
+          <w:p>
+            <w:pPr>
+              <w:pStyle w:val="Compact"/>
+              <w:spacing w:before="20" w:after="20"/>
+              <w:jc w:val="left"/>
+            </w:pPr>
+            <w:r>
+              <w:rPr>
+                <w:sz w:val="18"/>
+              </w:rPr>
               <w:t xml:space="preserve">Password policy</w:t>
             </w:r>
           </w:p>
@@ -918,9 +1735,13 @@
           <w:p>
             <w:pPr>
               <w:pStyle w:val="Compact"/>
-              <w:jc w:val="left"/>
-            </w:pPr>
-            <w:r>
+              <w:spacing w:before="20" w:after="20"/>
+              <w:jc w:val="left"/>
+            </w:pPr>
+            <w:r>
+              <w:rPr>
+                <w:sz w:val="18"/>
+              </w:rPr>
               <w:t xml:space="preserve">12–128 characters (ASVS V2.1, length over complexity)</w:t>
             </w:r>
           </w:p>
@@ -930,11 +1751,13 @@
           <w:p>
             <w:pPr>
               <w:pStyle w:val="Compact"/>
-              <w:jc w:val="left"/>
-            </w:pPr>
-            <w:r>
-              <w:rPr>
-                <w:rStyle w:val="VerbatimChar"/>
+              <w:spacing w:before="20" w:after="20"/>
+              <w:jc w:val="left"/>
+            </w:pPr>
+            <w:r>
+              <w:rPr>
+                <w:rStyle w:val="VerbatimChar"/>
+                <w:sz w:val="18"/>
               </w:rPr>
               <w:t xml:space="preserve">checkPasswordPolicy</w:t>
             </w:r>
@@ -1010,7 +1833,7 @@
         <w:pStyle w:val="Compact"/>
       </w:pPr>
       <w:r>
-        <w:t xml:space="preserve">Customers: the VETC app exchanges its SSO token for a platform customer token (RFC 8693 token exchange or a signed assertion). Customer-authorised wallet debits use VETC's in-app confirmation.</w:t>
+        <w:t xml:space="preserve">Customers: the VETC app exchanges its SSO token for a platform customer token (RFC 8693 token exchange or a signed assertion). Only customers can pay; wallet debits follow VETC's in-app confirmation.</w:t>
       </w:r>
     </w:p>
     <w:p>
@@ -1022,40 +1845,7 @@
         <w:pStyle w:val="Compact"/>
       </w:pPr>
       <w:r>
-        <w:t xml:space="preserve">Partners: OAuth2 client credentials with scopes (</w:t>
-      </w:r>
-      <w:r>
-        <w:rPr>
-          <w:rStyle w:val="VerbatimChar"/>
-        </w:rPr>
-        <w:t xml:space="preserve">quote</w:t>
-      </w:r>
-      <w:r>
-        <w:t xml:space="preserve">,</w:t>
-      </w:r>
-      <w:r>
-        <w:t xml:space="preserve"> </w:t>
-      </w:r>
-      <w:r>
-        <w:rPr>
-          <w:rStyle w:val="VerbatimChar"/>
-        </w:rPr>
-        <w:t xml:space="preserve">purchase</w:t>
-      </w:r>
-      <w:r>
-        <w:t xml:space="preserve">,</w:t>
-      </w:r>
-      <w:r>
-        <w:t xml:space="preserve"> </w:t>
-      </w:r>
-      <w:r>
-        <w:rPr>
-          <w:rStyle w:val="VerbatimChar"/>
-        </w:rPr>
-        <w:t xml:space="preserve">policies:read</w:t>
-      </w:r>
-      <w:r>
-        <w:t xml:space="preserve">) or mTLS at the gateway. API keys are retained only for small partners.</w:t>
+        <w:t xml:space="preserve">Partners: OAuth2 client credentials carrying the same scopes, or mTLS at the gateway. API keys are retained only for small partners.</w:t>
       </w:r>
     </w:p>
     <w:bookmarkStart w:id="27" w:name="consequences"/>
@@ -1076,7 +1866,7 @@
         <w:pStyle w:val="Compact"/>
       </w:pPr>
       <w:r>
-        <w:t xml:space="preserve">Good: privileged roles are MFA-protected today, and the principal contract is stable across the migration.</w:t>
+        <w:t xml:space="preserve">Good: privileged roles are MFA-protected today with self-enrolment (no administrator ever handles a seed) and replay protection, and the principal contract is stable across the migration.</w:t>
       </w:r>
     </w:p>
     <w:p>
@@ -1149,13 +1939,28 @@
           <w:bCs/>
           <w:b/>
         </w:rPr>
-        <w:t xml:space="preserve">The revocation list is in-process, per replica.</w:t>
+        <w:t xml:space="preserve">The logout list is in-process, per replica.</w:t>
       </w:r>
       <w:r>
         <w:t xml:space="preserve"> </w:t>
       </w:r>
       <w:r>
-        <w:t xml:space="preserve">Logout is only guaranteed on the replica that handled it, until the token expires (≤ 30 min). The target is a shared denylist (Redis) or short TTLs plus IdP session revocation.</w:t>
+        <w:t xml:space="preserve">Logout is only guaranteed on the replica that handled it, until the token expires (≤ 30 min). Credential, role and status changes are not affected, because</w:t>
+      </w:r>
+      <w:r>
+        <w:t xml:space="preserve"> </w:t>
+      </w:r>
+      <w:r>
+        <w:rPr>
+          <w:rStyle w:val="VerbatimChar"/>
+        </w:rPr>
+        <w:t xml:space="preserve">tokensValidAfter</w:t>
+      </w:r>
+      <w:r>
+        <w:t xml:space="preserve"> </w:t>
+      </w:r>
+      <w:r>
+        <w:t xml:space="preserve">is persisted. The target is a shared denylist (Redis) or IdP session revocation.</w:t>
       </w:r>
     </w:p>
     <w:p>
@@ -1167,54 +1972,7 @@
         <w:pStyle w:val="Compact"/>
       </w:pPr>
       <w:r>
-        <w:rPr>
-          <w:rStyle w:val="VerbatimChar"/>
-          <w:bCs/>
-          <w:b/>
-        </w:rPr>
-        <w:t xml:space="preserve">verifyMfa</w:t>
-      </w:r>
-      <w:r>
-        <w:rPr>
-          <w:bCs/>
-          <w:b/>
-        </w:rPr>
-        <w:t xml:space="preserve"> </w:t>
-      </w:r>
-      <w:r>
-        <w:rPr>
-          <w:bCs/>
-          <w:b/>
-        </w:rPr>
-        <w:t xml:space="preserve">does not check</w:t>
-      </w:r>
-      <w:r>
-        <w:rPr>
-          <w:bCs/>
-          <w:b/>
-        </w:rPr>
-        <w:t xml:space="preserve"> </w:t>
-      </w:r>
-      <w:r>
-        <w:rPr>
-          <w:rStyle w:val="VerbatimChar"/>
-          <w:bCs/>
-          <w:b/>
-        </w:rPr>
-        <w:t xml:space="preserve">lockedUntil</w:t>
-      </w:r>
-      <w:r>
-        <w:rPr>
-          <w:bCs/>
-          <w:b/>
-        </w:rPr>
-        <w:t xml:space="preserve">.</w:t>
-      </w:r>
-      <w:r>
-        <w:t xml:space="preserve"> </w:t>
-      </w:r>
-      <w:r>
-        <w:t xml:space="preserve">The failure counter increments, but a locked account can keep submitting TOTP codes while its</w:t>
+        <w:t xml:space="preserve">The</w:t>
       </w:r>
       <w:r>
         <w:t xml:space="preserve"> </w:t>
@@ -1229,22 +1987,7 @@
         <w:t xml:space="preserve"> </w:t>
       </w:r>
       <w:r>
-        <w:t xml:space="preserve">is valid (5 min). Only the per-IP login rate limit applies, and it is spoofable via</w:t>
-      </w:r>
-      <w:r>
-        <w:t xml:space="preserve"> </w:t>
-      </w:r>
-      <w:r>
-        <w:rPr>
-          <w:rStyle w:val="VerbatimChar"/>
-        </w:rPr>
-        <w:t xml:space="preserve">X-Forwarded-For</w:t>
-      </w:r>
-      <w:r>
-        <w:t xml:space="preserve"> </w:t>
-      </w:r>
-      <w:r>
-        <w:t xml:space="preserve">(see the security gaps).</w:t>
+        <w:t xml:space="preserve">is not single-use within its 5-minute life; the lockout and TOTP replay protection limit the impact.</w:t>
       </w:r>
       <w:r>
         <w:t xml:space="preserve"> </w:t>
@@ -1260,34 +2003,7 @@
         <w:t xml:space="preserve"> </w:t>
       </w:r>
       <w:r>
-        <w:t xml:space="preserve">check the lock in</w:t>
-      </w:r>
-      <w:r>
-        <w:t xml:space="preserve"> </w:t>
-      </w:r>
-      <w:r>
-        <w:rPr>
-          <w:rStyle w:val="VerbatimChar"/>
-        </w:rPr>
-        <w:t xml:space="preserve">verifyMfa</w:t>
-      </w:r>
-      <w:r>
-        <w:t xml:space="preserve">, and bind the</w:t>
-      </w:r>
-      <w:r>
-        <w:t xml:space="preserve"> </w:t>
-      </w:r>
-      <w:r>
-        <w:rPr>
-          <w:rStyle w:val="VerbatimChar"/>
-        </w:rPr>
-        <w:t xml:space="preserve">mfaToken</w:t>
-      </w:r>
-      <w:r>
-        <w:t xml:space="preserve"> </w:t>
-      </w:r>
-      <w:r>
-        <w:t xml:space="preserve">to a single-use nonce.</w:t>
+        <w:t xml:space="preserve">bind it to a single-use nonce.</w:t>
       </w:r>
     </w:p>
     <w:p>
@@ -1299,7 +2015,7 @@
         <w:pStyle w:val="Compact"/>
       </w:pPr>
       <w:r>
-        <w:t xml:space="preserve">TOTP codes can be replayed within the ±30 s window, because no last-used step is stored (ASVS 2.8.4).</w:t>
+        <w:t xml:space="preserve">Renewal links embed the plate key and are reusable until they expire.</w:t>
       </w:r>
       <w:r>
         <w:t xml:space="preserve"> </w:t>
@@ -1315,19 +2031,7 @@
         <w:t xml:space="preserve"> </w:t>
       </w:r>
       <w:r>
-        <w:t xml:space="preserve">persist</w:t>
-      </w:r>
-      <w:r>
-        <w:t xml:space="preserve"> </w:t>
-      </w:r>
-      <w:r>
-        <w:rPr>
-          <w:rStyle w:val="VerbatimChar"/>
-        </w:rPr>
-        <w:t xml:space="preserve">lastTotpStep</w:t>
-      </w:r>
-      <w:r>
-        <w:t xml:space="preserve">.</w:t>
+        <w:t xml:space="preserve">a nonce and a pseudonymous id.</w:t>
       </w:r>
     </w:p>
     <w:p>
@@ -1339,171 +2043,6 @@
         <w:pStyle w:val="Compact"/>
       </w:pPr>
       <w:r>
-        <w:t xml:space="preserve">Changing a password does not revoke outstanding tokens.</w:t>
-      </w:r>
-      <w:r>
-        <w:t xml:space="preserve"> </w:t>
-      </w:r>
-      <w:r>
-        <w:rPr>
-          <w:bCs/>
-          <w:b/>
-        </w:rPr>
-        <w:t xml:space="preserve">Fix:</w:t>
-      </w:r>
-      <w:r>
-        <w:t xml:space="preserve"> </w:t>
-      </w:r>
-      <w:r>
-        <w:t xml:space="preserve">store a</w:t>
-      </w:r>
-      <w:r>
-        <w:t xml:space="preserve"> </w:t>
-      </w:r>
-      <w:r>
-        <w:rPr>
-          <w:rStyle w:val="VerbatimChar"/>
-        </w:rPr>
-        <w:t xml:space="preserve">tokenVersion</w:t>
-      </w:r>
-      <w:r>
-        <w:t xml:space="preserve"> </w:t>
-      </w:r>
-      <w:r>
-        <w:t xml:space="preserve">or</w:t>
-      </w:r>
-      <w:r>
-        <w:t xml:space="preserve"> </w:t>
-      </w:r>
-      <w:r>
-        <w:rPr>
-          <w:rStyle w:val="VerbatimChar"/>
-        </w:rPr>
-        <w:t xml:space="preserve">passwordChangedAt</w:t>
-      </w:r>
-      <w:r>
-        <w:t xml:space="preserve"> </w:t>
-      </w:r>
-      <w:r>
-        <w:t xml:space="preserve">and reject older</w:t>
-      </w:r>
-      <w:r>
-        <w:t xml:space="preserve"> </w:t>
-      </w:r>
-      <w:r>
-        <w:rPr>
-          <w:rStyle w:val="VerbatimChar"/>
-        </w:rPr>
-        <w:t xml:space="preserve">iat</w:t>
-      </w:r>
-      <w:r>
-        <w:t xml:space="preserve">.</w:t>
-      </w:r>
-    </w:p>
-    <w:p>
-      <w:pPr>
-        <w:numPr>
-          <w:ilvl w:val="1"/>
-          <w:numId w:val="1007"/>
-        </w:numPr>
-        <w:pStyle w:val="Compact"/>
-      </w:pPr>
-      <w:r>
-        <w:t xml:space="preserve">Renewal links do not expire, and they embed the plate key.</w:t>
-      </w:r>
-      <w:r>
-        <w:t xml:space="preserve"> </w:t>
-      </w:r>
-      <w:r>
-        <w:rPr>
-          <w:bCs/>
-          <w:b/>
-        </w:rPr>
-        <w:t xml:space="preserve">Fix:</w:t>
-      </w:r>
-      <w:r>
-        <w:t xml:space="preserve"> </w:t>
-      </w:r>
-      <w:r>
-        <w:t xml:space="preserve">add</w:t>
-      </w:r>
-      <w:r>
-        <w:t xml:space="preserve"> </w:t>
-      </w:r>
-      <w:r>
-        <w:rPr>
-          <w:rStyle w:val="VerbatimChar"/>
-        </w:rPr>
-        <w:t xml:space="preserve">exp</w:t>
-      </w:r>
-      <w:r>
-        <w:t xml:space="preserve"> </w:t>
-      </w:r>
-      <w:r>
-        <w:t xml:space="preserve">and a nonce, and use a pseudonymous id.</w:t>
-      </w:r>
-    </w:p>
-    <w:p>
-      <w:pPr>
-        <w:numPr>
-          <w:ilvl w:val="1"/>
-          <w:numId w:val="1007"/>
-        </w:numPr>
-        <w:pStyle w:val="Compact"/>
-      </w:pPr>
-      <w:r>
-        <w:t xml:space="preserve">Partner API key</w:t>
-      </w:r>
-      <w:r>
-        <w:t xml:space="preserve"> </w:t>
-      </w:r>
-      <w:r>
-        <w:rPr>
-          <w:rStyle w:val="VerbatimChar"/>
-        </w:rPr>
-        <w:t xml:space="preserve">scopes</w:t>
-      </w:r>
-      <w:r>
-        <w:t xml:space="preserve"> </w:t>
-      </w:r>
-      <w:r>
-        <w:t xml:space="preserve">are stored but</w:t>
-      </w:r>
-      <w:r>
-        <w:t xml:space="preserve"> </w:t>
-      </w:r>
-      <w:r>
-        <w:rPr>
-          <w:bCs/>
-          <w:b/>
-        </w:rPr>
-        <w:t xml:space="preserve">not enforced</w:t>
-      </w:r>
-      <w:r>
-        <w:t xml:space="preserve">. All partner routes check only</w:t>
-      </w:r>
-      <w:r>
-        <w:t xml:space="preserve"> </w:t>
-      </w:r>
-      <w:r>
-        <w:rPr>
-          <w:rStyle w:val="VerbatimChar"/>
-        </w:rPr>
-        <w:t xml:space="preserve">partner:transact</w:t>
-      </w:r>
-      <w:r>
-        <w:t xml:space="preserve">.</w:t>
-      </w:r>
-    </w:p>
-    <w:p>
-      <w:pPr>
-        <w:numPr>
-          <w:ilvl w:val="1"/>
-          <w:numId w:val="1007"/>
-        </w:numPr>
-        <w:pStyle w:val="Compact"/>
-      </w:pPr>
-      <w:r>
         <w:rPr>
           <w:rStyle w:val="VerbatimChar"/>
         </w:rPr>
@@ -1513,7 +2052,7 @@
         <w:t xml:space="preserve"> </w:t>
       </w:r>
       <w:r>
-        <w:t xml:space="preserve">returns live TOTP codes whenever</w:t>
+        <w:t xml:space="preserve">returns live TOTP codes when</w:t>
       </w:r>
       <w:r>
         <w:t xml:space="preserve"> </w:t>
@@ -1543,23 +2082,7 @@
         <w:t xml:space="preserve"> </w:t>
       </w:r>
       <w:r>
-        <w:t xml:space="preserve">defaults to</w:t>
-      </w:r>
-      <w:r>
-        <w:t xml:space="preserve"> </w:t>
-      </w:r>
-      <w:r>
-        <w:rPr>
-          <w:bCs/>
-          <w:b/>
-        </w:rPr>
-        <w:t xml:space="preserve">on</w:t>
-      </w:r>
-      <w:r>
-        <w:t xml:space="preserve"> </w:t>
-      </w:r>
-      <w:r>
-        <w:t xml:space="preserve">whenever</w:t>
+        <w:t xml:space="preserve">is opt-in (default</w:t>
       </w:r>
       <w:r>
         <w:t xml:space="preserve"> </w:t>
@@ -1568,10 +2091,22 @@
         <w:rPr>
           <w:rStyle w:val="VerbatimChar"/>
         </w:rPr>
-        <w:t xml:space="preserve">NODE_ENV ≠ production</w:t>
-      </w:r>
-      <w:r>
-        <w:t xml:space="preserve">. SIT, UAT and perf environments must set</w:t>
+        <w:t xml:space="preserve">false</w:t>
+      </w:r>
+      <w:r>
+        <w:t xml:space="preserve">) and refused in production; only the hosted UAT, with synthetic data, enables it.</w:t>
+      </w:r>
+    </w:p>
+    <w:p>
+      <w:pPr>
+        <w:numPr>
+          <w:ilvl w:val="0"/>
+          <w:numId w:val="1006"/>
+        </w:numPr>
+        <w:pStyle w:val="Compact"/>
+      </w:pPr>
+      <w:r>
+        <w:t xml:space="preserve">Resolved since the first issue: lock check in</w:t>
       </w:r>
       <w:r>
         <w:t xml:space="preserve"> </w:t>
@@ -1580,22 +2115,10 @@
         <w:rPr>
           <w:rStyle w:val="VerbatimChar"/>
         </w:rPr>
-        <w:t xml:space="preserve">DEMO_MODE=false</w:t>
-      </w:r>
-      <w:r>
-        <w:t xml:space="preserve">, or use</w:t>
-      </w:r>
-      <w:r>
-        <w:t xml:space="preserve"> </w:t>
-      </w:r>
-      <w:r>
-        <w:rPr>
-          <w:rStyle w:val="VerbatimChar"/>
-        </w:rPr>
-        <w:t xml:space="preserve">NODE_ENV=production</w:t>
-      </w:r>
-      <w:r>
-        <w:t xml:space="preserve">, unless they are explicitly demo environments.</w:t>
+        <w:t xml:space="preserve">verifyMfa</w:t>
+      </w:r>
+      <w:r>
+        <w:t xml:space="preserve">, TOTP replay protection, token revocation on password change, link expiry, partner scope enforcement, and administrator access to TOTP seeds (replaced by self-enrolment).</w:t>
       </w:r>
     </w:p>
     <w:bookmarkEnd w:id="27"/>
@@ -1669,7 +2192,7 @@
     </w:pPr>
     <w:r>
       <w:rPr>
-        <w:rFonts w:ascii="Arial" w:hAnsi="Arial"/>
+        <w:rFonts w:ascii="Calibri" w:hAnsi="Calibri"/>
         <w:sz w:val="16"/>
       </w:rPr>
       <w:t xml:space="preserve">Prepared by iorta TechNXT · Confidential · Page </w:t>
@@ -1714,7 +2237,7 @@
     </w:pPr>
     <w:r>
       <w:rPr>
-        <w:rFonts w:ascii="Arial" w:hAnsi="Arial"/>
+        <w:rFonts w:ascii="Calibri" w:hAnsi="Calibri"/>
         <w:color w:val="213368"/>
         <w:sz w:val="16"/>
       </w:rPr>
@@ -2066,9 +2589,9 @@
     <w:name w:val="Normal"/>
     <w:qFormat/>
     <w:rPr>
-      <w:rFonts w:ascii="Arial" w:cs="Arial" w:eastAsia="Arial" w:hAnsi="Arial"/>
+      <w:rFonts w:ascii="Calibri" w:cs="Calibri" w:eastAsia="Calibri" w:hAnsi="Calibri"/>
       <w:color w:val="121A33"/>
-      <w:sz w:val="21"/>
+      <w:sz w:val="22"/>
     </w:rPr>
   </w:style>
   <w:style w:styleId="BodyText" w:type="paragraph">
@@ -2080,9 +2603,9 @@
     </w:pPr>
     <w:qFormat/>
     <w:rPr>
-      <w:rFonts w:ascii="Arial" w:cs="Arial" w:eastAsia="Arial" w:hAnsi="Arial"/>
+      <w:rFonts w:ascii="Calibri" w:cs="Calibri" w:eastAsia="Calibri" w:hAnsi="Calibri"/>
       <w:color w:val="121A33"/>
-      <w:sz w:val="21"/>
+      <w:sz w:val="22"/>
     </w:rPr>
   </w:style>
   <w:style w:customStyle="1" w:styleId="FirstParagraph" w:type="paragraph">
@@ -2091,9 +2614,9 @@
     <w:next w:val="BodyText"/>
     <w:qFormat/>
     <w:rPr>
-      <w:rFonts w:ascii="Arial" w:cs="Arial" w:eastAsia="Arial" w:hAnsi="Arial"/>
+      <w:rFonts w:ascii="Calibri" w:cs="Calibri" w:eastAsia="Calibri" w:hAnsi="Calibri"/>
       <w:color w:val="121A33"/>
-      <w:sz w:val="21"/>
+      <w:sz w:val="22"/>
     </w:rPr>
   </w:style>
   <w:style w:customStyle="1" w:styleId="Compact" w:type="paragraph">
@@ -2104,9 +2627,9 @@
       <w:spacing w:after="36" w:before="36"/>
     </w:pPr>
     <w:rPr>
-      <w:rFonts w:ascii="Arial" w:cs="Arial" w:eastAsia="Arial" w:hAnsi="Arial"/>
+      <w:rFonts w:ascii="Calibri" w:cs="Calibri" w:eastAsia="Calibri" w:hAnsi="Calibri"/>
       <w:color w:val="121A33"/>
-      <w:sz w:val="21"/>
+      <w:sz w:val="22"/>
     </w:rPr>
   </w:style>
   <w:style w:styleId="Title" w:type="paragraph">
@@ -2121,11 +2644,11 @@
       <w:jc w:val="center"/>
     </w:pPr>
     <w:rPr>
-      <w:rFonts w:ascii="Arial" w:asciiTheme="majorHAnsi" w:cs="Arial" w:cstheme="majorBidi" w:eastAsia="Arial" w:eastAsiaTheme="majorEastAsia" w:hAnsi="Arial" w:hAnsiTheme="majorHAnsi"/>
+      <w:rFonts w:ascii="Calibri" w:asciiTheme="majorHAnsi" w:cs="Calibri" w:cstheme="majorBidi" w:eastAsia="Calibri" w:eastAsiaTheme="majorEastAsia" w:hAnsi="Calibri" w:hAnsiTheme="majorHAnsi"/>
       <w:b/>
       <w:bCs/>
       <w:color w:val="213368"/>
-      <w:sz w:val="48"/>
+      <w:sz w:val="52"/>
       <w:szCs w:val="36"/>
     </w:rPr>
   </w:style>
@@ -2141,7 +2664,7 @@
       <w:jc w:val="center"/>
     </w:pPr>
     <w:rPr>
-      <w:rFonts w:ascii="Arial" w:cs="Arial" w:eastAsia="Arial" w:hAnsi="Arial"/>
+      <w:rFonts w:ascii="Calibri" w:cs="Calibri" w:eastAsia="Calibri" w:hAnsi="Calibri"/>
       <w:b w:val="0"/>
       <w:color w:val="0B6B66"/>
       <w:sz w:val="26"/>
@@ -2410,9 +2933,9 @@
       <w:ind w:firstLine="0" w:left="480" w:right="480"/>
     </w:pPr>
     <w:rPr>
-      <w:rFonts w:ascii="Arial" w:cs="Arial" w:eastAsia="Arial" w:hAnsi="Arial"/>
+      <w:rFonts w:ascii="Calibri" w:cs="Calibri" w:eastAsia="Calibri" w:hAnsi="Calibri"/>
       <w:color w:val="121A33"/>
-      <w:sz w:val="21"/>
+      <w:sz w:val="22"/>
     </w:rPr>
   </w:style>
   <w:style w:styleId="FootnoteText" w:type="paragraph">
@@ -2435,7 +2958,7 @@
     <w:unhideWhenUsed/>
     <w:qFormat/>
     <w:rPr>
-      <w:rFonts w:ascii="Arial" w:cs="Arial" w:eastAsia="Arial" w:hAnsi="Arial"/>
+      <w:rFonts w:ascii="Calibri" w:cs="Calibri" w:eastAsia="Calibri" w:hAnsi="Calibri"/>
       <w:sz w:val="18"/>
     </w:rPr>
     <w:tblPr>
@@ -2531,7 +3054,8 @@
     <w:basedOn w:val="BodyTextChar"/>
     <w:rPr>
       <w:rFonts w:ascii="Consolas" w:cs="Consolas" w:eastAsia="Consolas" w:hAnsi="Consolas"/>
-      <w:sz w:val="17"/>
+      <w:color w:val="2A3A6E"/>
+      <w:sz w:val="18"/>
     </w:rPr>
   </w:style>
   <w:style w:customStyle="1" w:styleId="SectionNumber" w:type="character">
